--- a/LLDD/word/Jobs/LLDD-BE-Job-8-CreateCompensationDocument.docx
+++ b/LLDD/word/Jobs/LLDD-BE-Job-8-CreateCompensationDocument.docx
@@ -1511,7 +1511,16 @@
         <w:t>@Cron</w:t>
       </w:r>
       <w:r>
-        <w:t xml:space="preserve">) · ทุก job ถูกบันทึกลง </w:t>
+        <w:t xml:space="preserve">) — </w:t>
+      </w:r>
+      <w:r>
+        <w:rPr>
+          <w:b/>
+        </w:rPr>
+        <w:t>ยกเว้น job ที่เป็น event-driven (ดูหัวข้อ Config Schema ของ job นั้น) ซึ่งห้ามตั้ง schedule</w:t>
+      </w:r>
+      <w:r>
+        <w:t xml:space="preserve"> · ทุก job ถูกบันทึกลง </w:t>
       </w:r>
       <w:r>
         <w:rPr>
@@ -7645,7 +7654,7 @@
                 <w:rFonts w:ascii="Arial" w:hAnsi="Arial" w:eastAsia="Arial" w:cs="Tahoma"/>
                 <w:sz w:val="18"/>
               </w:rPr>
-              <w:t>ไม่มีตาราง job_run_histories แล้ว · ไฟล์/ACK ดูที่ sgi_interface_transactions</w:t>
+              <w:t>ไม่มีตาราง job_run_histories แล้ว · ผลการรับส่งไฟล์/ข้อความดูที่ sgi_interface_transactions</w:t>
             </w:r>
           </w:p>
         </w:tc>
@@ -8416,16 +8425,34 @@
         <w:t>publishMessage</w:t>
       </w:r>
       <w:r>
-        <w:t xml:space="preserve"> เป็น fire-and-forget ไม่มี publisher confirm/outbox — งานที่ต้องการ </w:t>
+        <w:t xml:space="preserve"> เป็น fire-and-forget </w:t>
       </w:r>
       <w:r>
         <w:rPr>
           <w:b/>
         </w:rPr>
-        <w:t>transactional outbox + ACK</w:t>
+        <w:t>ไม่มี publisher confirm และไม่มี outbox</w:t>
       </w:r>
       <w:r>
-        <w:t xml:space="preserve"> (Job 6) ต้องสร้างกลไกเพิ่ม ไม่ใช่ reuse ตรง ๆ (4) ยังไม่มี entity/ตาราง </w:t>
+        <w:t xml:space="preserve"> — งานที่ต้องการ </w:t>
+      </w:r>
+      <w:r>
+        <w:rPr>
+          <w:b/>
+        </w:rPr>
+        <w:t>transactional outbox + publisher confirm</w:t>
+      </w:r>
+      <w:r>
+        <w:t xml:space="preserve"> (Job 6 · และ </w:t>
+      </w:r>
+      <w:r>
+        <w:rPr>
+          <w:rFonts w:ascii="Courier New" w:hAnsi="Courier New" w:eastAsia="Courier New" w:cs="Tahoma"/>
+        </w:rPr>
+        <w:t>sgi_reflow</w:t>
+      </w:r>
+      <w:r>
+        <w:t xml:space="preserve"> ฝั่ง BE) ต้องสร้างกลไกเพิ่มเอง ไม่ใช่ reuse ได้เลย · ⚠️ ไม่มี ACK ระดับธุรกิจให้รอ (มติ 2026-09-08 ข้อ 2.13) (4) ยังไม่มี entity/ตาราง </w:t>
       </w:r>
       <w:r>
         <w:rPr>

--- a/LLDD/word/Jobs/LLDD-BE-Job-8-CreateCompensationDocument.docx
+++ b/LLDD/word/Jobs/LLDD-BE-Job-8-CreateCompensationDocument.docx
@@ -3889,7 +3889,25 @@
     <w:p/>
     <w:p>
       <w:r>
-        <w:t>Line ranges refer to the legacy Java implementation under /Users/bank_mac/gosoft/java/SBP/fcsJar. Use these ranges to preserve business behavior while implementing the target Node job.</w:t>
+        <w:t xml:space="preserve">Line ranges refer to the legacy Java implementation under </w:t>
+      </w:r>
+      <w:r>
+        <w:rPr>
+          <w:rFonts w:ascii="Courier New" w:hAnsi="Courier New" w:eastAsia="Courier New" w:cs="Tahoma"/>
+        </w:rPr>
+        <w:t>batchjob/fcsJar/</w:t>
+      </w:r>
+      <w:r>
+        <w:t xml:space="preserve"> (path นับจากราก </w:t>
+      </w:r>
+      <w:r>
+        <w:rPr>
+          <w:rFonts w:ascii="Courier New" w:hAnsi="Courier New" w:eastAsia="Courier New" w:cs="Tahoma"/>
+        </w:rPr>
+        <w:t>sbp-prototype/</w:t>
+      </w:r>
+      <w:r>
+        <w:t>). Use these ranges to preserve business behavior while implementing the target Node job.</w:t>
       </w:r>
     </w:p>
     <w:p>
@@ -4240,19 +4258,25 @@
           <w:rFonts w:ascii="Courier New" w:hAnsi="Courier New" w:eastAsia="Courier New" w:cs="Tahoma"/>
           <w:sz w:val="16"/>
         </w:rPr>
-        <w:t>-- bind ตามลำดับ: $1=doc_no · $2=year · $3=running_no · $4=impact_process_id · $5=impacted_store_code · $6=impact_month · $7=total_compensation_amount · $8=run_id</w:t>
+        <w:t>-- bind ตามลำดับ: $1=doc_no · $2=year · $3=running_no · $4=impact_process_id · $5=impact_compensation_id · $6=impacted_store_code · $7=impact_month · $8=total_compensation_amount · $9=run_id</w:t>
         <w:br/>
         <w:t>INSERT INTO sgi_compensation_documents</w:t>
         <w:br/>
-        <w:t xml:space="preserve">    (doc_no, year, running_no, impact_process_id, impacted_store_code, impact_month,</w:t>
+        <w:t xml:space="preserve">    (doc_no, year, running_no, impact_process_id, impact_compensation_id,</w:t>
+        <w:br/>
+        <w:t xml:space="preserve">     impacted_store_code, impact_month,</w:t>
         <w:br/>
         <w:t xml:space="preserve">     source, status_code, current_section_code, total_compensation_amount, created_by)</w:t>
         <w:br/>
-        <w:t>VALUES ($1 /* doc_no */, $2 /* year */, $3 /* running_no */, $4 /* impact_process_id */, $5 /* impacted_store_code */, $6 /* impact_month */,</w:t>
-        <w:br/>
-        <w:t xml:space="preserve">        'FS', '06', '06', $7 /* total_compensation_amount */, 'JOB-8')</w:t>
-        <w:br/>
-        <w:t>ON CONFLICT (impact_process_id) DO NOTHING;</w:t>
+        <w:t>VALUES ($1 /* doc_no */, $2 /* year */, $3 /* running_no */, $4 /* impact_process_id */, $5 /* impact_compensation_id */,</w:t>
+        <w:br/>
+        <w:t xml:space="preserve">        $6 /* impacted_store_code */, $7 /* impact_month */,</w:t>
+        <w:br/>
+        <w:t xml:space="preserve">        'FS', '06', '06', $8 /* total_compensation_amount */, 'JOB-8')</w:t>
+        <w:br/>
+        <w:t>-- ⚠️ กันซ้ำที่ **งวด** ไม่ใช่ที่รอบ — รอบหนึ่งมีเอกสารได้หลายใบ (งวดละใบ · มติ 2026-09-13)</w:t>
+        <w:br/>
+        <w:t>ON CONFLICT (impact_compensation_id) DO NOTHING;</w:t>
         <w:br/>
         <w:br/>
         <w:t>INSERT INTO sgi_interface_transactions</w:t>
@@ -4261,7 +4285,7 @@
         <w:br/>
         <w:t xml:space="preserve">     business_key, period_key, outbox_status, purge_after, completed_at)</w:t>
         <w:br/>
-        <w:t>SELECT $8 /* run_id */, 'DOCUMENT_CREATE', 'INTERNAL', 'COMPLETED', d.impact_process_id, d.doc_no,</w:t>
+        <w:t>SELECT $9 /* run_id */, 'DOCUMENT_CREATE', 'INTERNAL', 'COMPLETED', d.impact_process_id, d.doc_no,</w:t>
         <w:br/>
         <w:t xml:space="preserve">       CAST(d.impact_process_id AS VARCHAR), d.impact_month, 'COMPLETED',</w:t>
         <w:br/>
@@ -8908,7 +8932,7 @@
                 <w:b/>
                 <w:sz w:val="18"/>
               </w:rPr>
-              <w:t>เพิ่ม `case 'sgi-job-8-create-compensation-document':`</w:t>
+              <w:t>เพิ่ม `case 'sgi-create-compensation-document':`</w:t>
             </w:r>
             <w:r>
               <w:rPr>
@@ -9125,7 +9149,7 @@
         <w:pageBreakBefore w:val="0"/>
       </w:pPr>
       <w:r>
-        <w:t>การลงทะเบียนใน `src/main.ts` (job `sgi-job-8-create-compensation-document`)</w:t>
+        <w:t>การลงทะเบียนใน `src/main.ts` (job `sgi-create-compensation-document`)</w:t>
       </w:r>
     </w:p>
     <w:p>
@@ -9140,7 +9164,7 @@
         </w:rPr>
         <w:t>// src/main.ts — เพิ่มเคสนี้ในสวิตช์เดิม (เรียงต่อจาก job ของ SGI ตัวก่อนหน้า)</w:t>
         <w:br/>
-        <w:t xml:space="preserve">      case 'sgi-job-8-create-compensation-document': {</w:t>
+        <w:t xml:space="preserve">      case 'sgi-create-compensation-document': {</w:t>
         <w:br/>
         <w:t xml:space="preserve">        const { CreateCompensationDocumentService } = await import('./modules/sgi/job-8-create-compensation-document.service');</w:t>
         <w:br/>
@@ -9167,7 +9191,7 @@
         <w:rPr>
           <w:rFonts w:ascii="Courier New" w:hAnsi="Courier New" w:eastAsia="Courier New" w:cs="Tahoma"/>
         </w:rPr>
-        <w:t>StatementService.logInterfest('sgi-job-8-create-compensation-document', input)</w:t>
+        <w:t>StatementService.logInterfest('sgi-create-compensation-document', input)</w:t>
       </w:r>
       <w:r>
         <w:t xml:space="preserve"> ให้อยู่แล้วก่อนเข้าสวิตช์ → </w:t>
@@ -9317,10 +9341,6 @@
         <w:br/>
         <w:t xml:space="preserve">  cron: string;</w:t>
         <w:br/>
-        <w:t xml:space="preserve">  /** กำหนดการรัน (Cron) — ใช้รอบเดิม แต่ปลายทางเป็น DB ภายใน */</w:t>
-        <w:br/>
-        <w:t xml:space="preserve">  cron: string;</w:t>
-        <w:br/>
         <w:t xml:space="preserve">  /** Target table — สร้าง doc_no YYYY/xxxxx และผูก impact_process_id */</w:t>
         <w:br/>
         <w:t xml:space="preserve">  targetTable: string;</w:t>
@@ -9351,8 +9371,6 @@
         <w:t xml:space="preserve">  enabled = (process.env.SGI_JOB8_ENABLED ?? 'true') === 'true';</w:t>
         <w:br/>
         <w:t xml:space="preserve">  cron = process.env.SGI_JOB8_CRON ?? '30 17 7-31 * *';</w:t>
-        <w:br/>
-        <w:t xml:space="preserve">  cron = process.env.SGI_JOB8_CRON ?? '30 17 7-31 * *'; // TODO: แก้ผ่าน env/config file แล้ว deploy</w:t>
         <w:br/>
         <w:t xml:space="preserve">  targetTable = process.env.SGI_JOB8_TARGET_TABLE ?? 'sgi_compensation_documents'; // TODO: ค่าคงที่ทางธุรกิจ — เปลี่ยนต้องผ่านการอนุมัติ</w:t>
         <w:br/>
@@ -10155,7 +10173,7 @@
                 <w:rFonts w:ascii="Arial" w:hAnsi="Arial" w:eastAsia="Arial" w:cs="Tahoma"/>
                 <w:sz w:val="18"/>
               </w:rPr>
-              <w:t>[err] บันทึก reject reason / ไม่สร้างเอกสาร</w:t>
+              <w:t>[บันทึกผลแล้วไป record ถัดไป] บันทึก reject reason / ไม่สร้างเอกสาร</w:t>
             </w:r>
           </w:p>
         </w:tc>
@@ -10729,7 +10747,9 @@
         <w:br/>
         <w:t xml:space="preserve">    const startedAt = Date.now();</w:t>
         <w:br/>
-        <w:t xml:space="preserve">    // TODO: state ถือ counter (read/written/skipped/rejected) และค่าจาก job8Config</w:t>
+        <w:t xml:space="preserve">    // TODO: state ถือ candidates ที่อ่านมา + counter (read/written/skipped/rejected/marked)</w:t>
+        <w:br/>
+        <w:t xml:space="preserve">    //       และค่าจาก job8Config — ทุก counter ต้องถูกอัปเดตจาก record จริง ไม่ใช่ค่าคงที่</w:t>
         <w:br/>
         <w:t xml:space="preserve">    const state = this.service.createState(ctx);</w:t>
         <w:br/>
@@ -10743,11 +10763,27 @@
         <w:br/>
         <w:t xml:space="preserve">        await this.service.step02Document(state, manager);</w:t>
         <w:br/>
+        <w:t xml:space="preserve">      // TODO: candidate มาจากขั้นอ่านข้อมูลด้านบน — ลูปนี้จำเป็นเพราะมี branch ระดับ record</w:t>
+        <w:br/>
+        <w:t xml:space="preserve">      //       (ขั้นที่ตัดสินรายแถวจะ `continue`/`return` ออกจากรอบของ record นั้น)</w:t>
+        <w:br/>
+        <w:t xml:space="preserve">      //       เยื้องบรรทัดในลูปให้เรียบร้อยตอนคัดลอกเข้าโปรเจกต์จริง</w:t>
+        <w:br/>
+        <w:t xml:space="preserve">      for (const record of state.candidates) {</w:t>
+        <w:br/>
         <w:t xml:space="preserve">        // ขั้นที่ 3 (decision): ข้อมูลผู้อนุมัติ/ร้าน/ยอดชดเชยครบ?</w:t>
         <w:br/>
         <w:t xml:space="preserve">        const ok03 = await this.service.check03Condition(state);</w:t>
         <w:br/>
-        <w:t xml:space="preserve">        if (!ok03) throw new JobFailedError('JOB8_STEP03', 'บันทึก reject reason / ไม่สร้างเอกสาร');</w:t>
+        <w:t xml:space="preserve">        if (!ok03) { // NO → บันทึก reject reason / ไม่สร้างเอกสาร</w:t>
+        <w:br/>
+        <w:t xml:space="preserve">          await this.service.mark03(state, manager);</w:t>
+        <w:br/>
+        <w:t xml:space="preserve">          state.marked += 1;</w:t>
+        <w:br/>
+        <w:t xml:space="preserve">          return; // ออกจาก transaction แบบ commit — ผล mark ต้องถูกบันทึก</w:t>
+        <w:br/>
+        <w:t xml:space="preserve">        }</w:t>
         <w:br/>
         <w:t xml:space="preserve">        // ขั้นที่ 4: generate doc_no YYYY/xxxxx · TODO: running ต่อปี ค.ศ. (มติ 2026-08-06)</w:t>
         <w:br/>
@@ -10762,6 +10798,8 @@
         <w:t xml:space="preserve">        await this.service.step06WriteFile(state, manager);</w:t>
         <w:br/>
         <w:t xml:space="preserve">      });</w:t>
+        <w:br/>
+        <w:t xml:space="preserve">      }</w:t>
         <w:br/>
         <w:t xml:space="preserve">      return this.summarize(state, 'SUCCESS', startedAt);</w:t>
         <w:br/>
@@ -10870,7 +10908,13 @@
         <w:t xml:space="preserve">  constructor(@Inject('DATA_SOURCE') private readonly dataSource: DataSource) {}</w:t>
         <w:br/>
         <w:br/>
-        <w:t xml:space="preserve">  async runExclusive&lt;T&gt;(jobNo: string, fn: () =&gt; Promise&lt;T&gt;): Promise&lt;T | { status: 'SKIPPED_LOCKED' }&gt; {</w:t>
+        <w:t xml:space="preserve">  // period = งวดที่รอบนี้ทำงาน ('YYYY-MM') — เป็นส่วนหนึ่งของคีย์ล็อก ไม่ใช่แค่หมายเลข job</w:t>
+        <w:br/>
+        <w:t xml:space="preserve">  // (เจอจริง 2026-09-09: ล็อกด้วย jobNo อย่างเดียว = คนละงวดก็รันพร้อมกันไม่ได้</w:t>
+        <w:br/>
+        <w:t xml:space="preserve">  //  ทั้งที่เอกสารระบุว่าคนละงวดต้องรันขนานกันได้ · ส่ง period = null ถ้าต้องการล็อกทั้ง job)</w:t>
+        <w:br/>
+        <w:t xml:space="preserve">  async runExclusive&lt;T&gt;(jobNo: string, period: string | null, fn: () =&gt; Promise&lt;T&gt;): Promise&lt;T | { status: 'SKIPPED_LOCKED' }&gt; {</w:t>
         <w:br/>
         <w:t xml:space="preserve">    // TODO: ต้องใช้ QueryRunner (connection เดียวบน master) — dataSource.query() ของโปรเจกต์นี้</w:t>
         <w:br/>
@@ -10880,7 +10924,19 @@
         <w:br/>
         <w:t xml:space="preserve">    await runner.connect();</w:t>
         <w:br/>
-        <w:t xml:space="preserve">    const objectId = JOB_LOCK_KEYS[jobNo];</w:t>
+        <w:t xml:space="preserve">    // pg_try_advisory_lock(int4, int4) — objectId ต้องอยู่ในช่วง int4</w:t>
+        <w:br/>
+        <w:t xml:space="preserve">    //   ล็อกทั้ง job : objectId = JOB_LOCK_KEYS[jobNo]</w:t>
+        <w:br/>
+        <w:t xml:space="preserve">    //   ล็อกรายงวด  : ผสมงวดเข้าไปด้วย hashtext() แล้วบีบให้อยู่ในช่วงที่ปลอดภัย</w:t>
+        <w:br/>
+        <w:t xml:space="preserve">    const baseId = JOB_LOCK_KEYS[jobNo];</w:t>
+        <w:br/>
+        <w:t xml:space="preserve">    const objectId = period === null ? baseId</w:t>
+        <w:br/>
+        <w:t xml:space="preserve">      : (await runner.query('SELECT (hashtext($1) &amp; 2147483647) % 1000000 + $2 * 1000000 AS id',</w:t>
+        <w:br/>
+        <w:t xml:space="preserve">                            [period, baseId]))[0].id;</w:t>
         <w:br/>
         <w:t xml:space="preserve">    try {</w:t>
         <w:br/>
@@ -10896,7 +10952,7 @@
         <w:br/>
         <w:t xml:space="preserve">        // TODO: รอบนี้ข้ามไปเฉย ๆ ไม่ถือเป็น error และไม่ต้องส่งอีเมล</w:t>
         <w:br/>
-        <w:t xml:space="preserve">        this.logger.warn(JSON.stringify({ event: 'job.skipped.locked', jobNo }));</w:t>
+        <w:t xml:space="preserve">        this.logger.warn(JSON.stringify({ event: 'job.skipped.locked', jobNo, period }));</w:t>
         <w:br/>
         <w:t xml:space="preserve">        return { status: 'SKIPPED_LOCKED' };</w:t>
         <w:br/>
@@ -11625,7 +11681,7 @@
         <w:br/>
         <w:t xml:space="preserve">       updated_at = NOW(), updated_by = 'JOB8'</w:t>
         <w:br/>
-        <w:t xml:space="preserve"> WHERE /* id ที่ล็อกไว้จาก SELECT ... FOR UPDATE ข้างบน */ id = ANY($1);</w:t>
+        <w:t xml:space="preserve"> WHERE /* คีย์ที่ล็อกไว้จาก SELECT ... FOR UPDATE ข้างบน */ year = ANY($1);</w:t>
         <w:br/>
         <w:br/>
         <w:t>-- [R/W] sgi_fgi_impact_stores : อ่าน candidate และอัปเดตสถานะสร้างเอกสาร</w:t>
@@ -11647,7 +11703,7 @@
         <w:br/>
         <w:t xml:space="preserve">       updated_at = NOW(), updated_by = 'JOB8'</w:t>
         <w:br/>
-        <w:t xml:space="preserve"> WHERE /* id ที่ล็อกไว้จาก SELECT ... FOR UPDATE ข้างบน */ id = ANY($1);</w:t>
+        <w:t xml:space="preserve"> WHERE /* คีย์ที่ล็อกไว้จาก SELECT ... FOR UPDATE ข้างบน */ id = ANY($1);</w:t>
         <w:br/>
         <w:br/>
         <w:t>-- [R] sgi_fgi_impact_processes : hub รอบชดเชย</w:t>
@@ -11671,13 +11727,13 @@
         <w:br/>
         <w:t>INSERT INTO sgi_compensation_documents</w:t>
         <w:br/>
-        <w:t xml:space="preserve">  (impact_process_id, impacted_store_code, status_code, created_by, account_month, account_year, allmap_url, approver_snapshot, current_section_code, doc_no, impact_month, loop_no, new_store_code, round_no)</w:t>
-        <w:br/>
-        <w:t>VALUES ($1 /* impact_process_id */, $2 /* impacted_store_code */, $3 /* status_code */, $4 /* created_by */, $5 /* account_month */, $6 /* account_year */, $7 /* allmap_url */, $8 /* approver_snapshot */, $9 /* current_section_code */, $10 /* doc_no */, $11 /* impact_month */, $12 /* loop_no */, $13 /* new_store_code */, $14 /* round_no */)</w:t>
+        <w:t xml:space="preserve">  (impact_process_id, impact_compensation_id, impacted_store_code, created_by, account_month, account_year, allmap_url, approver_snapshot, current_section_code, doc_no, impact_month, loop_no, new_store_code, round_no)</w:t>
+        <w:br/>
+        <w:t>VALUES ($1 /* impact_process_id */, $2 /* impact_compensation_id */, $3 /* impacted_store_code */, $4 /* created_by */, $5 /* account_month */, $6 /* account_year */, $7 /* allmap_url */, $8 /* approver_snapshot */, $9 /* current_section_code */, $10 /* doc_no */, $11 /* impact_month */, $12 /* loop_no */, $13 /* new_store_code */, $14 /* round_no */)</w:t>
         <w:br/>
         <w:t>ON CONFLICT (source, impacted_store_code, impact_month, new_store_code, round_no)   -- unique key จริงตาม DDL ของ sgi_compensation_documents (ห้ามเดา)</w:t>
         <w:br/>
-        <w:t>DO UPDATE SET impact_process_id = EXCLUDED.impact_process_id, status_code = EXCLUDED.status_code, created_by = EXCLUDED.created_by, account_month = EXCLUDED.account_month, account_year = EXCLUDED.account_year, allmap_url = EXCLUDED.allmap_url, approver_snapshot = EXCLUDED.approver_snapshot, current_section_code = EXCLUDED.current_section_code, doc_no = EXCLUDED.doc_no, loop_no = EXCLUDED.loop_no, running_no = EXCLUDED.running_no, statement_date = EXCLUDED.statement_date, statement_id = EXCLUDED.statement_id, total_compensation_amount = EXCLUDED.total_compensation_amount, updated_by = EXCLUDED.updated_by,</w:t>
+        <w:t>DO UPDATE SET impact_process_id = EXCLUDED.impact_process_id, impact_compensation_id = EXCLUDED.impact_compensation_id, created_by = EXCLUDED.created_by, account_month = EXCLUDED.account_month, account_year = EXCLUDED.account_year, allmap_url = EXCLUDED.allmap_url, approver_snapshot = EXCLUDED.approver_snapshot, current_section_code = EXCLUDED.current_section_code, doc_no = EXCLUDED.doc_no, loop_no = EXCLUDED.loop_no, running_no = EXCLUDED.running_no, statement_date = EXCLUDED.statement_date, statement_id = EXCLUDED.statement_id, status_code = EXCLUDED.status_code, total_compensation_amount = EXCLUDED.total_compensation_amount,</w:t>
         <w:br/>
         <w:t xml:space="preserve">       updated_at = NOW(), updated_by = 'JOB8';</w:t>
       </w:r>
@@ -11887,13 +11943,34 @@
         <w:keepLines/>
       </w:pPr>
       <w:r>
-        <w:t xml:space="preserve">สั่งรันนอกรอบผ่าน CLI/runbook เท่านั้น (ไม่มีหน้าจอและไม่มี Job Admin API): </w:t>
+        <w:t xml:space="preserve">สั่งรันนอกรอบผ่าน CLI/runbook เท่านั้น (ไม่มีหน้าจอและไม่มี Job Admin API) — local: </w:t>
       </w:r>
       <w:r>
         <w:rPr>
           <w:rFonts w:ascii="Courier New" w:hAnsi="Courier New" w:eastAsia="Courier New" w:cs="Tahoma"/>
         </w:rPr>
-        <w:t>node dist/batch/cli.js --job=8 --period=&lt;YYYYMM&gt;</w:t>
+        <w:t>JOB_NAME=sgi-create-compensation-document INPUT='{"year":2026,"month":6}' npm run start</w:t>
+      </w:r>
+      <w:r>
+        <w:t xml:space="preserve"> · AWS Batch: </w:t>
+      </w:r>
+      <w:r>
+        <w:rPr>
+          <w:rFonts w:ascii="Courier New" w:hAnsi="Courier New" w:eastAsia="Courier New" w:cs="Tahoma"/>
+        </w:rPr>
+        <w:t>node dist/main.js '{"year":2026,"month":6}' sgi-create-compensation-document</w:t>
+      </w:r>
+      <w:r>
+        <w:t xml:space="preserve"> (quote เดี่ยวครอบ JSON เสมอ) · ตรวจผลด้วย </w:t>
+      </w:r>
+      <w:r>
+        <w:rPr>
+          <w:rFonts w:ascii="Courier New" w:hAnsi="Courier New" w:eastAsia="Courier New" w:cs="Tahoma"/>
+        </w:rPr>
+        <w:t>echo $?</w:t>
+      </w:r>
+      <w:r>
+        <w:t xml:space="preserve"> ต้องเป็น 0 เมื่อสำเร็จ</w:t>
       </w:r>
     </w:p>
     <w:p>

--- a/LLDD/word/Jobs/LLDD-BE-Job-8-CreateCompensationDocument.docx
+++ b/LLDD/word/Jobs/LLDD-BE-Job-8-CreateCompensationDocument.docx
@@ -343,7 +343,7 @@
         <w:keepNext w:val="0"/>
       </w:pPr>
       <w:r>
-        <w:t>สร้างเอกสารประกันรายได้อัตโนมัติ: สร้าง sgi_compensation_documents จาก impact profile และข้อมูลชดเชยในฐานข้อมูลเดียวกัน แทนการเขียนไฟล์ BPM06001O และ SFTP ไป compensateflow; ไม่เรียก workflow โดยตรง</w:t>
+        <w:t>สร้างเอกสารประกันรายได้อัตโนมัติ: สร้าง compensation_documents จาก impact profile และข้อมูลชดเชยในฐานข้อมูลเดียวกัน แทนการเขียนไฟล์ BPM06001O และ SFTP ไป compensateflow; ไม่เรียก workflow โดยตรง</w:t>
       </w:r>
     </w:p>
     <w:p>
@@ -372,7 +372,7 @@
         <w:keepLines/>
       </w:pPr>
       <w:r>
-        <w:t>Phase: C</w:t>
+        <w:t>Phase: B</w:t>
       </w:r>
     </w:p>
     <w:p>
@@ -381,7 +381,7 @@
         <w:keepLines/>
       </w:pPr>
       <w:r>
-        <w:t>Output: sgi_compensation_documents (DB)</w:t>
+        <w:t>Output: compensation_documents (DB)</w:t>
       </w:r>
     </w:p>
     <w:p>
@@ -3430,7 +3430,7 @@
                 <w:rFonts w:ascii="Arial" w:hAnsi="Arial" w:eastAsia="Arial" w:cs="Tahoma"/>
                 <w:sz w:val="18"/>
               </w:rPr>
-              <w:t>generate doc_no YYYY/xxxxx (running ต่อปี ค.ศ. (มติ 2026-08-06))</w:t>
+              <w:t>generate doc_no YYYY/xxxxx (running ต่อปี พ.ศ.)</w:t>
             </w:r>
           </w:p>
         </w:tc>
@@ -3485,7 +3485,7 @@
                 <w:rFonts w:ascii="Arial" w:hAnsi="Arial" w:eastAsia="Arial" w:cs="Tahoma"/>
                 <w:sz w:val="18"/>
               </w:rPr>
-              <w:t>insert sgi_compensation_documents (ผูก impact_process_id และสถานะเริ่มต้น)</w:t>
+              <w:t>insert compensation_documents (ผูก impact_process_id และสถานะเริ่มต้น)</w:t>
             </w:r>
           </w:p>
         </w:tc>
@@ -3540,7 +3540,7 @@
                 <w:rFonts w:ascii="Arial" w:hAnsi="Arial" w:eastAsia="Arial" w:cs="Tahoma"/>
                 <w:sz w:val="18"/>
               </w:rPr>
-              <w:t>insert sgi_interface_transactions: data_name = IMPACT_STORE · direction = INTERNAL · status = COMPLETED (ไม่สร้างไฟล์ BPM06001O แล้ว — เขียน DB ตรงจึงไม่มี ACK ให้รอ)</w:t>
+              <w:t>บันทึก interface_transactions เป็น INTERNAL_DB_WRITE (ไม่สร้างไฟล์ BPM06001O)</w:t>
             </w:r>
           </w:p>
         </w:tc>
@@ -3595,7 +3595,7 @@
                 <w:rFonts w:ascii="Arial" w:hAnsi="Arial" w:eastAsia="Arial" w:cs="Tahoma"/>
                 <w:sz w:val="18"/>
               </w:rPr>
-              <w:t>จบ - workflow เปิดโดย Job 8b / POST /sgi/workflow/instances</w:t>
+              <w:t>จบ - workflow เปิดโดย Job 8b / POST /workflows/instances</w:t>
             </w:r>
           </w:p>
         </w:tc>
@@ -4861,7 +4861,7 @@
                 <w:rFonts w:ascii="Arial" w:hAnsi="Arial" w:eastAsia="Arial" w:cs="Tahoma"/>
                 <w:sz w:val="18"/>
               </w:rPr>
-              <w:t>sgi_compensation_documents</w:t>
+              <w:t>compensation_documents</w:t>
             </w:r>
           </w:p>
         </w:tc>
@@ -6731,7 +6731,7 @@
                 <w:rFonts w:ascii="Arial" w:hAnsi="Arial" w:eastAsia="Arial" w:cs="Tahoma"/>
                 <w:sz w:val="18"/>
               </w:rPr>
-              <w:t>sgi_document_running_numbers</w:t>
+              <w:t>fgi_impact_stores</w:t>
             </w:r>
           </w:p>
         </w:tc>
@@ -6781,7 +6781,7 @@
                 <w:rFonts w:ascii="Arial" w:hAnsi="Arial" w:eastAsia="Arial" w:cs="Tahoma"/>
                 <w:sz w:val="18"/>
               </w:rPr>
-              <w:t>ตัวนับเลขเอกสารรายปี — ออก doc_no YYYY/xxxxx (ค.ศ.)</w:t>
+              <w:t>อ่าน candidate และอัปเดตสถานะสร้างเอกสาร</w:t>
             </w:r>
           </w:p>
         </w:tc>
@@ -6811,7 +6811,7 @@
                 <w:rFonts w:ascii="Arial" w:hAnsi="Arial" w:eastAsia="Arial" w:cs="Tahoma"/>
                 <w:sz w:val="18"/>
               </w:rPr>
-              <w:t>sgi_fgi_impact_stores</w:t>
+              <w:t>fgi_impact_processes</w:t>
             </w:r>
           </w:p>
         </w:tc>
@@ -6836,7 +6836,7 @@
                 <w:rFonts w:ascii="Arial" w:hAnsi="Arial" w:eastAsia="Arial" w:cs="Tahoma"/>
                 <w:sz w:val="18"/>
               </w:rPr>
-              <w:t>R/W</w:t>
+              <w:t>R</w:t>
             </w:r>
           </w:p>
         </w:tc>
@@ -6861,7 +6861,7 @@
                 <w:rFonts w:ascii="Arial" w:hAnsi="Arial" w:eastAsia="Arial" w:cs="Tahoma"/>
                 <w:sz w:val="18"/>
               </w:rPr>
-              <w:t>อ่าน candidate และอัปเดตสถานะสร้างเอกสาร</w:t>
+              <w:t>hub รอบชดเชย</w:t>
             </w:r>
           </w:p>
         </w:tc>
@@ -6891,7 +6891,7 @@
                 <w:rFonts w:ascii="Arial" w:hAnsi="Arial" w:eastAsia="Arial" w:cs="Tahoma"/>
                 <w:sz w:val="18"/>
               </w:rPr>
-              <w:t>sgi_fgi_impact_processes</w:t>
+              <w:t>compensation_documents</w:t>
             </w:r>
           </w:p>
         </w:tc>
@@ -6916,7 +6916,7 @@
                 <w:rFonts w:ascii="Arial" w:hAnsi="Arial" w:eastAsia="Arial" w:cs="Tahoma"/>
                 <w:sz w:val="18"/>
               </w:rPr>
-              <w:t>R</w:t>
+              <w:t>W</w:t>
             </w:r>
           </w:p>
         </w:tc>
@@ -6941,7 +6941,7 @@
                 <w:rFonts w:ascii="Arial" w:hAnsi="Arial" w:eastAsia="Arial" w:cs="Tahoma"/>
                 <w:sz w:val="18"/>
               </w:rPr>
-              <w:t>hub รอบชดเชย</w:t>
+              <w:t>สร้างหัวเอกสารแทนไฟล์ BPM06001O</w:t>
             </w:r>
           </w:p>
         </w:tc>
@@ -6971,7 +6971,7 @@
                 <w:rFonts w:ascii="Arial" w:hAnsi="Arial" w:eastAsia="Arial" w:cs="Tahoma"/>
                 <w:sz w:val="18"/>
               </w:rPr>
-              <w:t>sgi_compensation_documents</w:t>
+              <w:t>interface_transactions</w:t>
             </w:r>
           </w:p>
         </w:tc>
@@ -7021,87 +7021,7 @@
                 <w:rFonts w:ascii="Arial" w:hAnsi="Arial" w:eastAsia="Arial" w:cs="Tahoma"/>
                 <w:sz w:val="18"/>
               </w:rPr>
-              <w:t>สร้างหัวเอกสารแทนไฟล์ BPM06001O</w:t>
-            </w:r>
-          </w:p>
-        </w:tc>
-      </w:tr>
-      <w:tr>
-        <w:trPr>
-          <w:cantSplit/>
-        </w:trPr>
-        <w:tc>
-          <w:tcPr>
-            <w:tcW w:type="dxa" w:w="3360"/>
-            <w:vAlign w:val="center"/>
-          </w:tcPr>
-          <w:p>
-            <w:pPr>
-              <w:keepLines/>
-              <w:spacing w:after="0"/>
-            </w:pPr>
-            <w:r>
-              <w:rPr>
-                <w:rFonts w:ascii="Arial" w:hAnsi="Arial" w:eastAsia="Arial" w:cs="Tahoma"/>
-                <w:sz w:val="18"/>
-              </w:rPr>
-            </w:r>
-            <w:r>
-              <w:rPr>
-                <w:rFonts w:ascii="Arial" w:hAnsi="Arial" w:eastAsia="Arial" w:cs="Tahoma"/>
-                <w:sz w:val="18"/>
-              </w:rPr>
-              <w:t>sgi_interface_transactions</w:t>
-            </w:r>
-          </w:p>
-        </w:tc>
-        <w:tc>
-          <w:tcPr>
-            <w:tcW w:type="dxa" w:w="3360"/>
-            <w:vAlign w:val="center"/>
-          </w:tcPr>
-          <w:p>
-            <w:pPr>
-              <w:keepLines/>
-              <w:spacing w:after="0"/>
-            </w:pPr>
-            <w:r>
-              <w:rPr>
-                <w:rFonts w:ascii="Arial" w:hAnsi="Arial" w:eastAsia="Arial" w:cs="Tahoma"/>
-                <w:sz w:val="18"/>
-              </w:rPr>
-            </w:r>
-            <w:r>
-              <w:rPr>
-                <w:rFonts w:ascii="Arial" w:hAnsi="Arial" w:eastAsia="Arial" w:cs="Tahoma"/>
-                <w:sz w:val="18"/>
-              </w:rPr>
-              <w:t>W</w:t>
-            </w:r>
-          </w:p>
-        </w:tc>
-        <w:tc>
-          <w:tcPr>
-            <w:tcW w:type="dxa" w:w="3360"/>
-            <w:vAlign w:val="center"/>
-          </w:tcPr>
-          <w:p>
-            <w:pPr>
-              <w:keepLines/>
-              <w:spacing w:after="0"/>
-            </w:pPr>
-            <w:r>
-              <w:rPr>
-                <w:rFonts w:ascii="Arial" w:hAnsi="Arial" w:eastAsia="Arial" w:cs="Tahoma"/>
-                <w:sz w:val="18"/>
-              </w:rPr>
-            </w:r>
-            <w:r>
-              <w:rPr>
-                <w:rFonts w:ascii="Arial" w:hAnsi="Arial" w:eastAsia="Arial" w:cs="Tahoma"/>
-                <w:sz w:val="18"/>
-              </w:rPr>
-              <w:t>tracking ภายใน: direction=INTERNAL · status=COMPLETED (ไม่มี ACK ให้รอเพราะเขียน DB ตรง)</w:t>
+              <w:t>tracking ภายใน type=INTERNAL_DB_WRITE</w:t>
             </w:r>
           </w:p>
         </w:tc>
